--- a/Documentation/WorldForge_GDD_v6.docx
+++ b/Documentation/WorldForge_GDD_v6.docx
@@ -9293,7 +9293,7 @@
                 <w:sz w:val="19"/>
                 <w:szCs w:val="19"/>
               </w:rPr>
-              <w:t xml:space="preserve">Construct forge, hospital, market, tavern using voxel placement</w:t>
+              <w:t xml:space="preserve">Construct forge, hospital, market, tavern and custom structures using voxel placement. Player colony: choose prefab building from library OR draw a custom volume and select material from stockpile. NPC civilisations: prefab only, era-filtered by tech level.</w:t>
             </w:r>
           </w:p>
         </w:tc>
@@ -9322,7 +9322,7 @@
                 <w:sz w:val="19"/>
                 <w:szCs w:val="19"/>
               </w:rPr>
-              <w:t xml:space="preserve">New buildings unlock task types and mood modifiers</w:t>
+              <w:t xml:space="preserve">Prefab: colonists build the pre-designed MagicaVoxel component. Custom: colonists fill every block in the drawn volume one per sim step; build pauses if stockpile runs dry.</w:t>
             </w:r>
           </w:p>
         </w:tc>
@@ -47413,6 +47413,25 @@
           <w:sz w:val="19"/>
           <w:szCs w:val="19"/>
         </w:rPr>
+        <w:t xml:space="preserve">Hybrid build system — player colony supports prefab building selection (era-appropriate library) AND custom free-draw voxel construction with material selection from stockpile. NPC civilisations use era-filtered prefab tags only. Implemented via UPlayerBuildContext (Phase 3 Section I).</w:t>
+      </w:r>
+    </w:p>
+    <w:p>
+      <w:pPr>
+        <w:pStyle w:val="ListParagraph"/>
+        <w:numPr>
+          <w:ilvl w:val="0"/>
+          <w:numId w:val="2"/>
+        </w:numPr>
+        <w:spacing w:before="40" w:after="40"/>
+      </w:pPr>
+      <w:r>
+        <w:rPr>
+          <w:rFonts w:ascii="Arial" w:cs="Arial" w:eastAsia="Arial" w:hAnsi="Arial"/>
+          <w:color w:val="1A1A1A"/>
+          <w:sz w:val="19"/>
+          <w:szCs w:val="19"/>
+        </w:rPr>
         <w:t xml:space="preserve">Full cosmic simulation — including commerce-domain entity economic interventions</w:t>
       </w:r>
     </w:p>
@@ -47451,7 +47470,7 @@
           <w:sz w:val="19"/>
           <w:szCs w:val="19"/>
         </w:rPr>
-        <w:t xml:space="preserve">Phase 3 Milestone: Full economy live. Colony trades with living world, currencies fluctuate, players exploit arbitrage, cosmic entities intervene in markets.</w:t>
+        <w:t xml:space="preserve">Phase 3 Milestone: Full economy live. Colony trades with living world, currencies fluctuate, players exploit arbitrage, cosmic entities intervene in markets. Hybrid build system active: player can design custom structures from stockpile materials alongside era-filtered prefab buildings for NPC civilisations.</w:t>
       </w:r>
     </w:p>
     <w:p>
